--- a/labs/lab07/report/report.docx
+++ b/labs/lab07/report/report.docx
@@ -111,7 +111,13 @@
         <w:pStyle w:val="FirstParagraph"/>
       </w:pPr>
       <w:r>
-        <w:t xml:space="preserve">Освоить на практике применение режима однократного гаммирования.</w:t>
+        <w:t xml:space="preserve">Получить навыки настройки межсетевого экрана в Linux в части переадресации</w:t>
+      </w:r>
+      <w:r>
+        <w:t xml:space="preserve"> </w:t>
+      </w:r>
+      <w:r>
+        <w:t xml:space="preserve">портов и настройки Masquerading.</w:t>
       </w:r>
     </w:p>
     <w:bookmarkEnd w:id="20"/>
@@ -131,32 +137,6 @@
       </w:r>
       <w:r>
         <w:t xml:space="preserve">Задание</w:t>
-      </w:r>
-    </w:p>
-    <w:p>
-      <w:pPr>
-        <w:pStyle w:val="FirstParagraph"/>
-      </w:pPr>
-      <w:r>
-        <w:t xml:space="preserve">Нужно подобрать ключ, чтобы получить сообщение «С Новым Годом,</w:t>
-      </w:r>
-      <w:r>
-        <w:t xml:space="preserve"> </w:t>
-      </w:r>
-      <w:r>
-        <w:t xml:space="preserve">друзья!». Требуется разработать приложение, позволяющее шифровать и</w:t>
-      </w:r>
-      <w:r>
-        <w:t xml:space="preserve"> </w:t>
-      </w:r>
-      <w:r>
-        <w:t xml:space="preserve">дешифровать данные в режиме однократного гаммирования. Приложение</w:t>
-      </w:r>
-      <w:r>
-        <w:t xml:space="preserve"> </w:t>
-      </w:r>
-      <w:r>
-        <w:t xml:space="preserve">должно:</w:t>
       </w:r>
     </w:p>
     <w:p>
@@ -168,13 +148,13 @@
         </w:numPr>
       </w:pPr>
       <w:r>
-        <w:t xml:space="preserve">Определить вид шифротекста при известном ключе и известном откры-</w:t>
-      </w:r>
-      <w:r>
-        <w:t xml:space="preserve"> </w:t>
-      </w:r>
-      <w:r>
-        <w:t xml:space="preserve">том тексте.</w:t>
+        <w:t xml:space="preserve">Настройте межсетевой экран виртуальной машины server для доступа к серверу</w:t>
+      </w:r>
+      <w:r>
+        <w:t xml:space="preserve"> </w:t>
+      </w:r>
+      <w:r>
+        <w:t xml:space="preserve">по протоколу SSH не через 22-й порт, а через порт 2022.</w:t>
       </w:r>
     </w:p>
     <w:p>
@@ -186,23 +166,47 @@
         </w:numPr>
       </w:pPr>
       <w:r>
-        <w:t xml:space="preserve">Определить ключ, с помощью которого шифротекст может быть преоб-</w:t>
-      </w:r>
-      <w:r>
-        <w:t xml:space="preserve"> </w:t>
-      </w:r>
-      <w:r>
-        <w:t xml:space="preserve">разован в некоторый фрагмент текста, представляющий собой один из</w:t>
-      </w:r>
-      <w:r>
-        <w:t xml:space="preserve"> </w:t>
-      </w:r>
-      <w:r>
-        <w:t xml:space="preserve">возможных вариантов прочтения открытого текста.</w:t>
+        <w:t xml:space="preserve">Настройте Port Forwarding на виртуальной машине server.</w:t>
+      </w:r>
+    </w:p>
+    <w:p>
+      <w:pPr>
+        <w:pStyle w:val="Compact"/>
+        <w:numPr>
+          <w:ilvl w:val="0"/>
+          <w:numId w:val="1001"/>
+        </w:numPr>
+      </w:pPr>
+      <w:r>
+        <w:t xml:space="preserve">Настройте маскарадинг на виртуальной машине server для организации доступа</w:t>
+      </w:r>
+      <w:r>
+        <w:t xml:space="preserve"> </w:t>
+      </w:r>
+      <w:r>
+        <w:t xml:space="preserve">клиента к сети Интернет.</w:t>
+      </w:r>
+    </w:p>
+    <w:p>
+      <w:pPr>
+        <w:pStyle w:val="Compact"/>
+        <w:numPr>
+          <w:ilvl w:val="0"/>
+          <w:numId w:val="1001"/>
+        </w:numPr>
+      </w:pPr>
+      <w:r>
+        <w:t xml:space="preserve">Напишите скрипт для Vagrant, фиксирующий действия по расширенной настройке</w:t>
+      </w:r>
+      <w:r>
+        <w:t xml:space="preserve"> </w:t>
+      </w:r>
+      <w:r>
+        <w:t xml:space="preserve">межсетевого экрана. Соответствующим образом внести изменения в Vagrantfile.</w:t>
       </w:r>
     </w:p>
     <w:bookmarkEnd w:id="21"/>
-    <w:bookmarkStart w:id="34" w:name="выполнение-лабораторной-работы"/>
+    <w:bookmarkStart w:id="37" w:name="выполнение-лабораторной-работы"/>
     <w:p>
       <w:pPr>
         <w:pStyle w:val="Heading1"/>
@@ -222,14 +226,345 @@
     </w:p>
     <w:p>
       <w:pPr>
-        <w:pStyle w:val="Compact"/>
+        <w:pStyle w:val="FirstParagraph"/>
+      </w:pPr>
+      <w:r>
+        <w:t xml:space="preserve">Создание пользовательской службы firewalld</w:t>
+      </w:r>
+    </w:p>
+    <w:p>
+      <w:pPr>
         <w:numPr>
           <w:ilvl w:val="0"/>
           <w:numId w:val="1002"/>
         </w:numPr>
       </w:pPr>
       <w:r>
-        <w:t xml:space="preserve">Создаем открытый текст. (рис. 1)</w:t>
+        <w:t xml:space="preserve">Загрузите вашу операционную систему и перейдите в рабочий каталог с проектом:</w:t>
+      </w:r>
+      <w:r>
+        <w:t xml:space="preserve"> </w:t>
+      </w:r>
+      <w:r>
+        <w:t xml:space="preserve">cd /var/tmp/user_name/vagrant</w:t>
+      </w:r>
+      <w:r>
+        <w:t xml:space="preserve"> </w:t>
+      </w:r>
+      <w:r>
+        <w:t xml:space="preserve">Здесь user_name — идентифицирующее вас имя пользователя, обычно первые буквы</w:t>
+      </w:r>
+      <w:r>
+        <w:t xml:space="preserve"> </w:t>
+      </w:r>
+      <w:r>
+        <w:t xml:space="preserve">инициалов и фамилия.</w:t>
+      </w:r>
+    </w:p>
+    <w:p>
+      <w:pPr>
+        <w:numPr>
+          <w:ilvl w:val="0"/>
+          <w:numId w:val="1002"/>
+        </w:numPr>
+      </w:pPr>
+      <w:r>
+        <w:t xml:space="preserve">Запустите виртуальную машину server:</w:t>
+      </w:r>
+      <w:r>
+        <w:t xml:space="preserve"> </w:t>
+      </w:r>
+      <w:r>
+        <w:t xml:space="preserve">make server-up</w:t>
+      </w:r>
+      <w:r>
+        <w:t xml:space="preserve"> </w:t>
+      </w:r>
+      <w:r>
+        <w:t xml:space="preserve">(или, если вы работаете под ОС Windows, то vagrant up server).</w:t>
+      </w:r>
+    </w:p>
+    <w:p>
+      <w:pPr>
+        <w:numPr>
+          <w:ilvl w:val="0"/>
+          <w:numId w:val="1002"/>
+        </w:numPr>
+      </w:pPr>
+      <w:r>
+        <w:t xml:space="preserve">На виртуальной машине server войдите под вашим пользователем и откройте тер-</w:t>
+      </w:r>
+      <w:r>
+        <w:t xml:space="preserve"> </w:t>
+      </w:r>
+      <w:r>
+        <w:t xml:space="preserve">минал. Перейдите в режим суперпользователя:</w:t>
+      </w:r>
+      <w:r>
+        <w:t xml:space="preserve"> </w:t>
+      </w:r>
+      <w:r>
+        <w:t xml:space="preserve">sudo -i</w:t>
+      </w:r>
+    </w:p>
+    <w:p>
+      <w:pPr>
+        <w:numPr>
+          <w:ilvl w:val="0"/>
+          <w:numId w:val="1002"/>
+        </w:numPr>
+      </w:pPr>
+      <w:r>
+        <w:t xml:space="preserve">На основе существующего файла описания службы ssh создайте файл с собственным</w:t>
+      </w:r>
+      <w:r>
+        <w:t xml:space="preserve"> </w:t>
+      </w:r>
+      <w:r>
+        <w:t xml:space="preserve">описанием:</w:t>
+      </w:r>
+      <w:r>
+        <w:t xml:space="preserve"> </w:t>
+      </w:r>
+      <w:r>
+        <w:t xml:space="preserve">cp /usr/lib/firewalld/services/ssh.xml</w:t>
+      </w:r>
+      <w:r>
+        <w:t xml:space="preserve"> </w:t>
+      </w:r>
+      <w:r>
+        <w:t xml:space="preserve">/etc/firewalld/services/ssh-custom.xml↪</w:t>
+      </w:r>
+      <w:r>
+        <w:t xml:space="preserve"> </w:t>
+      </w:r>
+      <w:r>
+        <w:t xml:space="preserve">cd /etc/firewalld/services/</w:t>
+      </w:r>
+    </w:p>
+    <w:p>
+      <w:pPr>
+        <w:numPr>
+          <w:ilvl w:val="0"/>
+          <w:numId w:val="1002"/>
+        </w:numPr>
+      </w:pPr>
+      <w:r>
+        <w:t xml:space="preserve">Посмотрите содержимое файла службы:</w:t>
+      </w:r>
+      <w:r>
+        <w:t xml:space="preserve"> </w:t>
+      </w:r>
+      <w:r>
+        <w:t xml:space="preserve">cat /etc/firewalld/services/ssh-custom.xml</w:t>
+      </w:r>
+      <w:r>
+        <w:t xml:space="preserve"> </w:t>
+      </w:r>
+      <w:r>
+        <w:t xml:space="preserve">В отчёте построчно прокомментируйте принцип синтаксиса файла описания служ-</w:t>
+      </w:r>
+      <w:r>
+        <w:t xml:space="preserve"> </w:t>
+      </w:r>
+      <w:r>
+        <w:t xml:space="preserve">бы:</w:t>
+      </w:r>
+      <w:r>
+        <w:t xml:space="preserve"> </w:t>
+      </w:r>
+      <w:r>
+        <w:rPr>
+          <w:rStyle w:val="VerbatimChar"/>
+        </w:rPr>
+        <w:t xml:space="preserve">&lt;?xml version="1.0" encoding="utf-8"?&gt;</w:t>
+      </w:r>
+      <w:r>
+        <w:t xml:space="preserve"> </w:t>
+      </w:r>
+      <w:r>
+        <w:t xml:space="preserve">— объявляет версию XML и кодировку UTF-8, используемую для хранения текста файла.</w:t>
+      </w:r>
+      <w:r>
+        <w:t xml:space="preserve"> </w:t>
+      </w:r>
+      <w:r>
+        <w:rPr>
+          <w:rStyle w:val="VerbatimChar"/>
+        </w:rPr>
+        <w:t xml:space="preserve">&lt;service&gt;</w:t>
+      </w:r>
+      <w:r>
+        <w:t xml:space="preserve"> </w:t>
+      </w:r>
+      <w:r>
+        <w:t xml:space="preserve">— открывает корневой элемент, содержащий описание сетевой службы для</w:t>
+      </w:r>
+      <w:r>
+        <w:t xml:space="preserve"> </w:t>
+      </w:r>
+      <w:r>
+        <w:rPr>
+          <w:rStyle w:val="VerbatimChar"/>
+        </w:rPr>
+        <w:t xml:space="preserve">firewalld</w:t>
+      </w:r>
+      <w:r>
+        <w:t xml:space="preserve">.</w:t>
+      </w:r>
+      <w:r>
+        <w:t xml:space="preserve"> </w:t>
+      </w:r>
+      <w:r>
+        <w:rPr>
+          <w:rStyle w:val="VerbatimChar"/>
+        </w:rPr>
+        <w:t xml:space="preserve">&lt;short&gt;SSH&lt;/short&gt;</w:t>
+      </w:r>
+      <w:r>
+        <w:t xml:space="preserve"> </w:t>
+      </w:r>
+      <w:r>
+        <w:t xml:space="preserve">— задаёт короткое название службы, которое отображается в списках служб брандмауэра.</w:t>
+      </w:r>
+      <w:r>
+        <w:t xml:space="preserve"> </w:t>
+      </w:r>
+      <w:r>
+        <w:rPr>
+          <w:rStyle w:val="VerbatimChar"/>
+        </w:rPr>
+        <w:t xml:space="preserve">&lt;description&gt;...&lt;/description&gt;</w:t>
+      </w:r>
+      <w:r>
+        <w:t xml:space="preserve"> </w:t>
+      </w:r>
+      <w:r>
+        <w:t xml:space="preserve">— содержит подробное текстовое описание службы SSH, объясняет её назначение для безопасного удалённого подключения и указывает на необходимость установленного пакета</w:t>
+      </w:r>
+      <w:r>
+        <w:t xml:space="preserve"> </w:t>
+      </w:r>
+      <w:r>
+        <w:rPr>
+          <w:rStyle w:val="VerbatimChar"/>
+        </w:rPr>
+        <w:t xml:space="preserve">openssh-server</w:t>
+      </w:r>
+      <w:r>
+        <w:t xml:space="preserve">.</w:t>
+      </w:r>
+      <w:r>
+        <w:t xml:space="preserve"> </w:t>
+      </w:r>
+      <w:r>
+        <w:rPr>
+          <w:rStyle w:val="VerbatimChar"/>
+        </w:rPr>
+        <w:t xml:space="preserve">&lt;port protocol="tcp" port="22"/&gt;</w:t>
+      </w:r>
+      <w:r>
+        <w:t xml:space="preserve"> </w:t>
+      </w:r>
+      <w:r>
+        <w:t xml:space="preserve">— разрешает для этой службы TCP-порт 22, используемый SSH для удалённого доступа. Атрибут</w:t>
+      </w:r>
+      <w:r>
+        <w:t xml:space="preserve"> </w:t>
+      </w:r>
+      <w:r>
+        <w:rPr>
+          <w:rStyle w:val="VerbatimChar"/>
+        </w:rPr>
+        <w:t xml:space="preserve">protocol</w:t>
+      </w:r>
+      <w:r>
+        <w:t xml:space="preserve"> </w:t>
+      </w:r>
+      <w:r>
+        <w:t xml:space="preserve">задаёт протокол, а</w:t>
+      </w:r>
+      <w:r>
+        <w:t xml:space="preserve"> </w:t>
+      </w:r>
+      <w:r>
+        <w:rPr>
+          <w:rStyle w:val="VerbatimChar"/>
+        </w:rPr>
+        <w:t xml:space="preserve">port</w:t>
+      </w:r>
+      <w:r>
+        <w:t xml:space="preserve"> </w:t>
+      </w:r>
+      <w:r>
+        <w:t xml:space="preserve">— номер порта.</w:t>
+      </w:r>
+      <w:r>
+        <w:t xml:space="preserve"> </w:t>
+      </w:r>
+      <w:r>
+        <w:rPr>
+          <w:rStyle w:val="VerbatimChar"/>
+        </w:rPr>
+        <w:t xml:space="preserve">&lt;/service&gt;</w:t>
+      </w:r>
+      <w:r>
+        <w:t xml:space="preserve"> </w:t>
+      </w:r>
+      <w:r>
+        <w:t xml:space="preserve">— закрывает корневой элемент XML, завершая описание службы.</w:t>
+      </w:r>
+    </w:p>
+    <w:p>
+      <w:pPr>
+        <w:numPr>
+          <w:ilvl w:val="0"/>
+          <w:numId w:val="1002"/>
+        </w:numPr>
+      </w:pPr>
+      <w:r>
+        <w:t xml:space="preserve">Откройте файл описания службы на редактирование и замените порт 22 на новый</w:t>
+      </w:r>
+      <w:r>
+        <w:t xml:space="preserve"> </w:t>
+      </w:r>
+      <w:r>
+        <w:t xml:space="preserve">порт (2022).</w:t>
+      </w:r>
+      <w:r>
+        <w:t xml:space="preserve"> </w:t>
+      </w:r>
+      <w:r>
+        <w:t xml:space="preserve">В этом же файле скорректируйте описание службы для демонстрации, укажите, что</w:t>
+      </w:r>
+      <w:r>
+        <w:t xml:space="preserve"> </w:t>
+      </w:r>
+      <w:r>
+        <w:t xml:space="preserve">это модифицированный файл службы.</w:t>
+      </w:r>
+    </w:p>
+    <w:p>
+      <w:pPr>
+        <w:numPr>
+          <w:ilvl w:val="0"/>
+          <w:numId w:val="1002"/>
+        </w:numPr>
+      </w:pPr>
+      <w:r>
+        <w:t xml:space="preserve">Просмотрите список доступных FirewallD служб:</w:t>
+      </w:r>
+      <w:r>
+        <w:t xml:space="preserve"> </w:t>
+      </w:r>
+      <w:r>
+        <w:t xml:space="preserve">firewall-cmd –get-services</w:t>
+      </w:r>
+      <w:r>
+        <w:t xml:space="preserve"> </w:t>
+      </w:r>
+      <w:r>
+        <w:t xml:space="preserve">Обратите внимание, что новая служба ещё не отображается в списке.(рис. 1)</w:t>
       </w:r>
     </w:p>
     <w:p>
@@ -239,7 +574,7 @@
       <w:r>
         <w:drawing>
           <wp:inline>
-            <wp:extent cx="3733800" cy="543641"/>
+            <wp:extent cx="3733800" cy="2358438"/>
             <wp:effectExtent b="0" l="0" r="0" t="0"/>
             <wp:docPr descr="Выполняем команды" title="" id="23" name="Picture"/>
             <a:graphic>
@@ -260,7 +595,7 @@
                   <pic:spPr bwMode="auto">
                     <a:xfrm>
                       <a:off x="0" y="0"/>
-                      <a:ext cx="3733800" cy="543641"/>
+                      <a:ext cx="3733800" cy="2358438"/>
                     </a:xfrm>
                     <a:prstGeom prst="rect">
                       <a:avLst/>
@@ -296,7 +631,75 @@
         </w:numPr>
       </w:pPr>
       <w:r>
-        <w:t xml:space="preserve">Создаем ключ. (рис. 2)</w:t>
+        <w:t xml:space="preserve">Перегрузите правила межсетевого экрана с сохранением информации о состоянии</w:t>
+      </w:r>
+      <w:r>
+        <w:t xml:space="preserve"> </w:t>
+      </w:r>
+      <w:r>
+        <w:t xml:space="preserve">и вновь выведите на экран список служб, а также список активных служб:</w:t>
+      </w:r>
+    </w:p>
+    <w:p>
+      <w:pPr>
+        <w:pStyle w:val="FirstParagraph"/>
+      </w:pPr>
+      <w:r>
+        <w:t xml:space="preserve">firewall-cmd –reload</w:t>
+      </w:r>
+      <w:r>
+        <w:t xml:space="preserve"> </w:t>
+      </w:r>
+      <w:r>
+        <w:t xml:space="preserve">firewall-cmd –get-services</w:t>
+      </w:r>
+      <w:r>
+        <w:t xml:space="preserve"> </w:t>
+      </w:r>
+      <w:r>
+        <w:t xml:space="preserve">firewall-cmd –list-services</w:t>
+      </w:r>
+      <w:r>
+        <w:t xml:space="preserve"> </w:t>
+      </w:r>
+      <w:r>
+        <w:t xml:space="preserve">Убедитесь, что созданная вами служба отображается в списке доступных для</w:t>
+      </w:r>
+      <w:r>
+        <w:t xml:space="preserve"> </w:t>
+      </w:r>
+      <w:r>
+        <w:t xml:space="preserve">FirewallD служб, но не активирована.</w:t>
+      </w:r>
+      <w:r>
+        <w:t xml:space="preserve"> </w:t>
+      </w:r>
+      <w:r>
+        <w:t xml:space="preserve">9. Добавьте новую службу в FirewallD и выведите на экран список активных служб:</w:t>
+      </w:r>
+      <w:r>
+        <w:t xml:space="preserve"> </w:t>
+      </w:r>
+      <w:r>
+        <w:t xml:space="preserve">firewall-cmd –add-service=ssh-custom</w:t>
+      </w:r>
+      <w:r>
+        <w:t xml:space="preserve"> </w:t>
+      </w:r>
+      <w:r>
+        <w:t xml:space="preserve">firewall-cmd –list-services</w:t>
+      </w:r>
+      <w:r>
+        <w:t xml:space="preserve"> </w:t>
+      </w:r>
+      <w:r>
+        <w:t xml:space="preserve">10. Если служба успешно добавлена в FirewallD, то перегрузите правила межсетевого</w:t>
+      </w:r>
+      <w:r>
+        <w:t xml:space="preserve"> </w:t>
+      </w:r>
+      <w:r>
+        <w:t xml:space="preserve">экрана с сохранением информации о состоянии.(рис. 2)</w:t>
       </w:r>
     </w:p>
     <w:p>
@@ -306,9 +709,9 @@
       <w:r>
         <w:drawing>
           <wp:inline>
-            <wp:extent cx="3733800" cy="242608"/>
+            <wp:extent cx="3733800" cy="1919080"/>
             <wp:effectExtent b="0" l="0" r="0" t="0"/>
-            <wp:docPr descr="Смотрим ключ" title="" id="26" name="Picture"/>
+            <wp:docPr descr="Добавляем новую службу" title="" id="26" name="Picture"/>
             <a:graphic>
               <a:graphicData uri="http://schemas.openxmlformats.org/drawingml/2006/picture">
                 <pic:pic>
@@ -327,7 +730,7 @@
                   <pic:spPr bwMode="auto">
                     <a:xfrm>
                       <a:off x="0" y="0"/>
-                      <a:ext cx="3733800" cy="242608"/>
+                      <a:ext cx="3733800" cy="1919080"/>
                     </a:xfrm>
                     <a:prstGeom prst="rect">
                       <a:avLst/>
@@ -351,7 +754,15 @@
         <w:pStyle w:val="ImageCaption"/>
       </w:pPr>
       <w:r>
-        <w:t xml:space="preserve">Рис. 2: Смотрим ключ</w:t>
+        <w:t xml:space="preserve">Рис. 2: Добавляем новую службу</w:t>
+      </w:r>
+    </w:p>
+    <w:p>
+      <w:pPr>
+        <w:pStyle w:val="BodyText"/>
+      </w:pPr>
+      <w:r>
+        <w:t xml:space="preserve">Перенаправление портов</w:t>
       </w:r>
     </w:p>
     <w:p>
@@ -363,7 +774,37 @@
         </w:numPr>
       </w:pPr>
       <w:r>
-        <w:t xml:space="preserve">Шифрование. (рис. 3)</w:t>
+        <w:t xml:space="preserve">Организуйте на сервере переадресацию с порта 2022 на порт 22:</w:t>
+      </w:r>
+      <w:r>
+        <w:t xml:space="preserve"> </w:t>
+      </w:r>
+      <w:r>
+        <w:t xml:space="preserve">firewall-cmd –add-forward-port=port=2022:proto=tcp:toport=22</w:t>
+      </w:r>
+    </w:p>
+    <w:p>
+      <w:pPr>
+        <w:pStyle w:val="Compact"/>
+        <w:numPr>
+          <w:ilvl w:val="0"/>
+          <w:numId w:val="1004"/>
+        </w:numPr>
+      </w:pPr>
+      <w:r>
+        <w:t xml:space="preserve">На клиенте попробуйте получить доступ по SSH к серверу через порт 2022:</w:t>
+      </w:r>
+      <w:r>
+        <w:t xml:space="preserve"> </w:t>
+      </w:r>
+      <w:r>
+        <w:t xml:space="preserve">ssh -p 2022 user@server.user.net</w:t>
+      </w:r>
+      <w:r>
+        <w:t xml:space="preserve"> </w:t>
+      </w:r>
+      <w:r>
+        <w:t xml:space="preserve">(вместо user укажите свой логин). (рис. 3)</w:t>
       </w:r>
     </w:p>
     <w:p>
@@ -373,9 +814,9 @@
       <w:r>
         <w:drawing>
           <wp:inline>
-            <wp:extent cx="3733800" cy="1154210"/>
+            <wp:extent cx="3733800" cy="1379882"/>
             <wp:effectExtent b="0" l="0" r="0" t="0"/>
-            <wp:docPr descr="Пишем код" title="" id="29" name="Picture"/>
+            <wp:docPr descr="Получаем доступ" title="" id="29" name="Picture"/>
             <a:graphic>
               <a:graphicData uri="http://schemas.openxmlformats.org/drawingml/2006/picture">
                 <pic:pic>
@@ -394,7 +835,7 @@
                   <pic:spPr bwMode="auto">
                     <a:xfrm>
                       <a:off x="0" y="0"/>
-                      <a:ext cx="3733800" cy="1154210"/>
+                      <a:ext cx="3733800" cy="1379882"/>
                     </a:xfrm>
                     <a:prstGeom prst="rect">
                       <a:avLst/>
@@ -418,7 +859,15 @@
         <w:pStyle w:val="ImageCaption"/>
       </w:pPr>
       <w:r>
-        <w:t xml:space="preserve">Рис. 3: Пишем код</w:t>
+        <w:t xml:space="preserve">Рис. 3: Получаем доступ</w:t>
+      </w:r>
+    </w:p>
+    <w:p>
+      <w:pPr>
+        <w:pStyle w:val="BodyText"/>
+      </w:pPr>
+      <w:r>
+        <w:t xml:space="preserve">Настройка Port Forwarding и Masquerading</w:t>
       </w:r>
     </w:p>
     <w:p>
@@ -430,7 +879,97 @@
         </w:numPr>
       </w:pPr>
       <w:r>
-        <w:t xml:space="preserve">Нахождение ключа. (рис. 4)</w:t>
+        <w:t xml:space="preserve">На сервере посмотрите, активирована ли в ядре системы возможность перенаправ-</w:t>
+      </w:r>
+      <w:r>
+        <w:t xml:space="preserve"> </w:t>
+      </w:r>
+      <w:r>
+        <w:t xml:space="preserve">ления IPv4-пакетов пакетов:</w:t>
+      </w:r>
+      <w:r>
+        <w:t xml:space="preserve"> </w:t>
+      </w:r>
+      <w:r>
+        <w:t xml:space="preserve">sysctl -a | grep forward</w:t>
+      </w:r>
+    </w:p>
+    <w:p>
+      <w:pPr>
+        <w:pStyle w:val="Compact"/>
+        <w:numPr>
+          <w:ilvl w:val="0"/>
+          <w:numId w:val="1005"/>
+        </w:numPr>
+      </w:pPr>
+      <w:r>
+        <w:t xml:space="preserve">Включите перенаправление IPv4-пакетов на сервере:</w:t>
+      </w:r>
+      <w:r>
+        <w:t xml:space="preserve"> </w:t>
+      </w:r>
+      <w:r>
+        <w:t xml:space="preserve">echo</w:t>
+      </w:r>
+      <w:r>
+        <w:t xml:space="preserve"> </w:t>
+      </w:r>
+      <w:r>
+        <w:t xml:space="preserve">“</w:t>
+      </w:r>
+      <w:r>
+        <w:t xml:space="preserve">net.ipv4.ip_forward = 1</w:t>
+      </w:r>
+      <w:r>
+        <w:t xml:space="preserve">”</w:t>
+      </w:r>
+      <w:r>
+        <w:t xml:space="preserve"> </w:t>
+      </w:r>
+      <w:r>
+        <w:t xml:space="preserve">&gt; /etc/sysctl.d/90-forward.conf</w:t>
+      </w:r>
+      <w:r>
+        <w:t xml:space="preserve"> </w:t>
+      </w:r>
+      <w:r>
+        <w:t xml:space="preserve">sysctl -p /etc/sysctl.d/90-forward.conf</w:t>
+      </w:r>
+    </w:p>
+    <w:p>
+      <w:pPr>
+        <w:pStyle w:val="Compact"/>
+        <w:numPr>
+          <w:ilvl w:val="0"/>
+          <w:numId w:val="1005"/>
+        </w:numPr>
+      </w:pPr>
+      <w:r>
+        <w:t xml:space="preserve">Включите маскарадинг на сервере:</w:t>
+      </w:r>
+      <w:r>
+        <w:t xml:space="preserve"> </w:t>
+      </w:r>
+      <w:r>
+        <w:t xml:space="preserve">firewall-cmd –zone=public –add-masquerade –permanent</w:t>
+      </w:r>
+      <w:r>
+        <w:t xml:space="preserve"> </w:t>
+      </w:r>
+      <w:r>
+        <w:t xml:space="preserve">firewall-cmd –reload</w:t>
+      </w:r>
+    </w:p>
+    <w:p>
+      <w:pPr>
+        <w:pStyle w:val="Compact"/>
+        <w:numPr>
+          <w:ilvl w:val="0"/>
+          <w:numId w:val="1005"/>
+        </w:numPr>
+      </w:pPr>
+      <w:r>
+        <w:t xml:space="preserve">На клиенте проверьте доступность выхода в Интернет.(рис. 4)</w:t>
       </w:r>
     </w:p>
     <w:p>
@@ -440,9 +979,9 @@
       <w:r>
         <w:drawing>
           <wp:inline>
-            <wp:extent cx="3733800" cy="903338"/>
+            <wp:extent cx="3733800" cy="1758244"/>
             <wp:effectExtent b="0" l="0" r="0" t="0"/>
-            <wp:docPr descr="Смотрим ключ" title="" id="32" name="Picture"/>
+            <wp:docPr descr="Настраиваем Port Forwarding и Masquerading" title="" id="32" name="Picture"/>
             <a:graphic>
               <a:graphicData uri="http://schemas.openxmlformats.org/drawingml/2006/picture">
                 <pic:pic>
@@ -461,7 +1000,7 @@
                   <pic:spPr bwMode="auto">
                     <a:xfrm>
                       <a:off x="0" y="0"/>
-                      <a:ext cx="3733800" cy="903338"/>
+                      <a:ext cx="3733800" cy="1758244"/>
                     </a:xfrm>
                     <a:prstGeom prst="rect">
                       <a:avLst/>
@@ -485,11 +1024,212 @@
         <w:pStyle w:val="ImageCaption"/>
       </w:pPr>
       <w:r>
-        <w:t xml:space="preserve">Рис. 4: Смотрим ключ</w:t>
-      </w:r>
-    </w:p>
-    <w:bookmarkEnd w:id="34"/>
-    <w:bookmarkStart w:id="35" w:name="выводы"/>
+        <w:t xml:space="preserve">Рис. 4: Настраиваем Port Forwarding и Masquerading</w:t>
+      </w:r>
+    </w:p>
+    <w:p>
+      <w:pPr>
+        <w:pStyle w:val="BodyText"/>
+      </w:pPr>
+      <w:r>
+        <w:t xml:space="preserve">Внесение изменений в настройки внутреннего окружения</w:t>
+      </w:r>
+      <w:r>
+        <w:t xml:space="preserve"> </w:t>
+      </w:r>
+      <w:r>
+        <w:t xml:space="preserve">виртуальной машины</w:t>
+      </w:r>
+    </w:p>
+    <w:p>
+      <w:pPr>
+        <w:pStyle w:val="Compact"/>
+        <w:numPr>
+          <w:ilvl w:val="0"/>
+          <w:numId w:val="1006"/>
+        </w:numPr>
+      </w:pPr>
+      <w:r>
+        <w:t xml:space="preserve">На виртуальной машине server перейдите в каталог для внесения изменений</w:t>
+      </w:r>
+      <w:r>
+        <w:t xml:space="preserve"> </w:t>
+      </w:r>
+      <w:r>
+        <w:t xml:space="preserve">в настройки внутреннего окружения /vagrant/provision/server/, создайте в нём</w:t>
+      </w:r>
+      <w:r>
+        <w:t xml:space="preserve"> </w:t>
+      </w:r>
+      <w:r>
+        <w:t xml:space="preserve">каталог firewall, в который поместите в соответствующие подкаталоги конфигура-</w:t>
+      </w:r>
+      <w:r>
+        <w:t xml:space="preserve"> </w:t>
+      </w:r>
+      <w:r>
+        <w:t xml:space="preserve">ционные файлы FirewallD:</w:t>
+      </w:r>
+      <w:r>
+        <w:t xml:space="preserve"> </w:t>
+      </w:r>
+      <w:r>
+        <w:t xml:space="preserve">cd /vagrant/provision/server</w:t>
+      </w:r>
+      <w:r>
+        <w:t xml:space="preserve"> </w:t>
+      </w:r>
+      <w:r>
+        <w:t xml:space="preserve">mkdir -p /vagrant/provision/server/firewall/etc/firewalld/services</w:t>
+      </w:r>
+      <w:r>
+        <w:t xml:space="preserve"> </w:t>
+      </w:r>
+      <w:r>
+        <w:t xml:space="preserve">mkdir -p /vagrant/provision/server/firewall/etc/sysctl.d</w:t>
+      </w:r>
+      <w:r>
+        <w:t xml:space="preserve"> </w:t>
+      </w:r>
+      <w:r>
+        <w:t xml:space="preserve">cp -r /etc/firewalld/services/ssh-custom.xml</w:t>
+      </w:r>
+      <w:r>
+        <w:t xml:space="preserve"> </w:t>
+      </w:r>
+      <w:r>
+        <w:t xml:space="preserve">/vagrant/provision/server/firewall/etc/firewalld/services/↪</w:t>
+      </w:r>
+      <w:r>
+        <w:t xml:space="preserve"> </w:t>
+      </w:r>
+      <w:r>
+        <w:t xml:space="preserve">cp -r /etc/sysctl.d/90-forward.conf</w:t>
+      </w:r>
+      <w:r>
+        <w:t xml:space="preserve"> </w:t>
+      </w:r>
+      <w:r>
+        <w:t xml:space="preserve">/vagrant/provision/server/firewall/etc/sysctl.d/↪</w:t>
+      </w:r>
+    </w:p>
+    <w:p>
+      <w:pPr>
+        <w:pStyle w:val="Compact"/>
+        <w:numPr>
+          <w:ilvl w:val="0"/>
+          <w:numId w:val="1006"/>
+        </w:numPr>
+      </w:pPr>
+      <w:r>
+        <w:t xml:space="preserve">В каталоге /vagrant/provision/server создайте файл firewall.sh:</w:t>
+      </w:r>
+      <w:r>
+        <w:t xml:space="preserve"> </w:t>
+      </w:r>
+      <w:r>
+        <w:t xml:space="preserve">cd /vagrant/provision/server</w:t>
+      </w:r>
+      <w:r>
+        <w:t xml:space="preserve"> </w:t>
+      </w:r>
+      <w:r>
+        <w:t xml:space="preserve">touch firewall.sh</w:t>
+      </w:r>
+      <w:r>
+        <w:t xml:space="preserve"> </w:t>
+      </w:r>
+      <w:r>
+        <w:t xml:space="preserve">chmod +x firewall.sh</w:t>
+      </w:r>
+      <w:r>
+        <w:t xml:space="preserve"> </w:t>
+      </w:r>
+      <w:r>
+        <w:t xml:space="preserve">Открыв его на редактирование, пропишите в нём скрипт.</w:t>
+      </w:r>
+    </w:p>
+    <w:p>
+      <w:pPr>
+        <w:pStyle w:val="Compact"/>
+        <w:numPr>
+          <w:ilvl w:val="0"/>
+          <w:numId w:val="1006"/>
+        </w:numPr>
+      </w:pPr>
+      <w:r>
+        <w:t xml:space="preserve">Для отработки созданного скрипта во время загрузки виртуальной машины server</w:t>
+      </w:r>
+      <w:r>
+        <w:t xml:space="preserve"> </w:t>
+      </w:r>
+      <w:r>
+        <w:t xml:space="preserve">в конфигурационном файле Vagrantfile необходимо добавить в разделе конфигу-</w:t>
+      </w:r>
+      <w:r>
+        <w:t xml:space="preserve"> </w:t>
+      </w:r>
+      <w:r>
+        <w:t xml:space="preserve">рации для сервера.(рис. 5)</w:t>
+      </w:r>
+    </w:p>
+    <w:p>
+      <w:pPr>
+        <w:pStyle w:val="CaptionedFigure"/>
+      </w:pPr>
+      <w:r>
+        <w:drawing>
+          <wp:inline>
+            <wp:extent cx="3733800" cy="1239680"/>
+            <wp:effectExtent b="0" l="0" r="0" t="0"/>
+            <wp:docPr descr="Вносим изменения" title="" id="35" name="Picture"/>
+            <a:graphic>
+              <a:graphicData uri="http://schemas.openxmlformats.org/drawingml/2006/picture">
+                <pic:pic>
+                  <pic:nvPicPr>
+                    <pic:cNvPr descr="image/5.png" id="36" name="Picture"/>
+                    <pic:cNvPicPr>
+                      <a:picLocks noChangeArrowheads="1" noChangeAspect="1"/>
+                    </pic:cNvPicPr>
+                  </pic:nvPicPr>
+                  <pic:blipFill>
+                    <a:blip r:embed="rId34"/>
+                    <a:stretch>
+                      <a:fillRect/>
+                    </a:stretch>
+                  </pic:blipFill>
+                  <pic:spPr bwMode="auto">
+                    <a:xfrm>
+                      <a:off x="0" y="0"/>
+                      <a:ext cx="3733800" cy="1239680"/>
+                    </a:xfrm>
+                    <a:prstGeom prst="rect">
+                      <a:avLst/>
+                    </a:prstGeom>
+                    <a:noFill/>
+                    <a:ln w="9525">
+                      <a:noFill/>
+                      <a:headEnd/>
+                      <a:tailEnd/>
+                    </a:ln>
+                  </pic:spPr>
+                </pic:pic>
+              </a:graphicData>
+            </a:graphic>
+          </wp:inline>
+        </w:drawing>
+      </w:r>
+    </w:p>
+    <w:p>
+      <w:pPr>
+        <w:pStyle w:val="ImageCaption"/>
+      </w:pPr>
+      <w:r>
+        <w:t xml:space="preserve">Рис. 5: Вносим изменения</w:t>
+      </w:r>
+    </w:p>
+    <w:bookmarkEnd w:id="37"/>
+    <w:bookmarkStart w:id="38" w:name="выводы"/>
     <w:p>
       <w:pPr>
         <w:pStyle w:val="Heading1"/>
@@ -512,11 +1252,17 @@
         <w:pStyle w:val="FirstParagraph"/>
       </w:pPr>
       <w:r>
-        <w:t xml:space="preserve">Мы освоили на практике применение режима однократного гаммирования.</w:t>
-      </w:r>
-    </w:p>
-    <w:bookmarkEnd w:id="35"/>
-    <w:bookmarkStart w:id="36" w:name="ответы-на-контрольные-вопросы"/>
+        <w:t xml:space="preserve">Мы освоили навыки настройки межсетевого экрана в Linux в части переадресации</w:t>
+      </w:r>
+      <w:r>
+        <w:t xml:space="preserve"> </w:t>
+      </w:r>
+      <w:r>
+        <w:t xml:space="preserve">портов и настройки Masquerading.</w:t>
+      </w:r>
+    </w:p>
+    <w:bookmarkEnd w:id="38"/>
+    <w:bookmarkStart w:id="39" w:name="ответы-на-контрольные-вопросы"/>
     <w:p>
       <w:pPr>
         <w:pStyle w:val="Heading1"/>
@@ -536,93 +1282,92 @@
     </w:p>
     <w:p>
       <w:pPr>
+        <w:pStyle w:val="Compact"/>
         <w:numPr>
           <w:ilvl w:val="0"/>
-          <w:numId w:val="1006"/>
+          <w:numId w:val="1007"/>
         </w:numPr>
       </w:pPr>
       <w:r>
-        <w:t xml:space="preserve">Однократное гаммирование — наложение случайной гаммы (ключа) длиной с сообщение по XOR.</w:t>
-      </w:r>
-    </w:p>
-    <w:p>
-      <w:pPr>
+        <w:rPr>
+          <w:rStyle w:val="VerbatimChar"/>
+        </w:rPr>
+        <w:t xml:space="preserve">/etc/firewalld/</w:t>
+      </w:r>
+    </w:p>
+    <w:p>
+      <w:pPr>
+        <w:pStyle w:val="Compact"/>
         <w:numPr>
           <w:ilvl w:val="0"/>
-          <w:numId w:val="1006"/>
+          <w:numId w:val="1007"/>
         </w:numPr>
       </w:pPr>
       <w:r>
-        <w:t xml:space="preserve">Недостатки: длина ключа = длине сообщения, проблема передачи ключа, ключ одноразовый.</w:t>
-      </w:r>
-    </w:p>
-    <w:p>
-      <w:pPr>
+        <w:rPr>
+          <w:rStyle w:val="VerbatimChar"/>
+        </w:rPr>
+        <w:t xml:space="preserve">&lt;port port="2022" protocol="tcp"/&gt;</w:t>
+      </w:r>
+    </w:p>
+    <w:p>
+      <w:pPr>
+        <w:pStyle w:val="Compact"/>
         <w:numPr>
           <w:ilvl w:val="0"/>
-          <w:numId w:val="1006"/>
+          <w:numId w:val="1007"/>
         </w:numPr>
       </w:pPr>
       <w:r>
-        <w:t xml:space="preserve">Преимущества: абсолютная стойкость при случайном ключе.</w:t>
-      </w:r>
-    </w:p>
-    <w:p>
-      <w:pPr>
+        <w:rPr>
+          <w:rStyle w:val="VerbatimChar"/>
+        </w:rPr>
+        <w:t xml:space="preserve">firewall-cmd --get-services</w:t>
+      </w:r>
+    </w:p>
+    <w:p>
+      <w:pPr>
+        <w:pStyle w:val="Compact"/>
         <w:numPr>
           <w:ilvl w:val="0"/>
-          <w:numId w:val="1006"/>
+          <w:numId w:val="1007"/>
         </w:numPr>
       </w:pPr>
       <w:r>
-        <w:t xml:space="preserve">Длина ключа = длине текста, иначе не хватит для гаммирования всех символов.</w:t>
-      </w:r>
-    </w:p>
-    <w:p>
-      <w:pPr>
+        <w:t xml:space="preserve">Маскарадинг — частный случай NAT (SNAT), автоматически подставляет IP исходящего интерфейса; NAT требует явного указания адреса.</w:t>
+      </w:r>
+    </w:p>
+    <w:p>
+      <w:pPr>
+        <w:pStyle w:val="Compact"/>
         <w:numPr>
           <w:ilvl w:val="0"/>
-          <w:numId w:val="1006"/>
+          <w:numId w:val="1007"/>
         </w:numPr>
       </w:pPr>
       <w:r>
-        <w:t xml:space="preserve">Операция XOR — обратима, проста, не меняет длину.</w:t>
-      </w:r>
-    </w:p>
-    <w:p>
-      <w:pPr>
+        <w:rPr>
+          <w:rStyle w:val="VerbatimChar"/>
+        </w:rPr>
+        <w:t xml:space="preserve">firewall-cmd --permanent --zone=public --add-forward-port=port=4404:proto=tcp:toport=22:toaddr=10.0.0.10</w:t>
+      </w:r>
+    </w:p>
+    <w:p>
+      <w:pPr>
+        <w:pStyle w:val="Compact"/>
         <w:numPr>
           <w:ilvl w:val="0"/>
-          <w:numId w:val="1006"/>
+          <w:numId w:val="1007"/>
         </w:numPr>
       </w:pPr>
       <w:r>
-        <w:t xml:space="preserve">По открытому тексту и ключу получить шифротекст: C = P XOR K.</w:t>
-      </w:r>
-    </w:p>
-    <w:p>
-      <w:pPr>
-        <w:numPr>
-          <w:ilvl w:val="0"/>
-          <w:numId w:val="1006"/>
-        </w:numPr>
-      </w:pPr>
-      <w:r>
-        <w:t xml:space="preserve">По открытому тексту и шифротексту получить ключ: K = C XOR P.</w:t>
-      </w:r>
-    </w:p>
-    <w:p>
-      <w:pPr>
-        <w:numPr>
-          <w:ilvl w:val="0"/>
-          <w:numId w:val="1006"/>
-        </w:numPr>
-      </w:pPr>
-      <w:r>
-        <w:t xml:space="preserve">Условия абсолютной стойкости: ключ случайный, длина равна сообщению, одноразовый.</w:t>
-      </w:r>
-    </w:p>
-    <w:bookmarkEnd w:id="36"/>
+        <w:rPr>
+          <w:rStyle w:val="VerbatimChar"/>
+        </w:rPr>
+        <w:t xml:space="preserve">firewall-cmd --permanent --zone=public --add-masquerade</w:t>
+      </w:r>
+    </w:p>
+    <w:bookmarkEnd w:id="39"/>
     <w:sectPr/>
   </w:body>
 </w:document>
@@ -814,11 +1559,11 @@
       </w:pPr>
     </w:lvl>
   </w:abstractNum>
-  <w:abstractNum w:abstractNumId="99412">
-    <w:nsid w:val="00A99412"/>
+  <w:abstractNum w:abstractNumId="99418">
+    <w:nsid w:val="00A99418"/>
     <w:multiLevelType w:val="multilevel"/>
     <w:lvl w:ilvl="0">
-      <w:start w:val="2"/>
+      <w:start w:val="8"/>
       <w:numFmt w:val="decimal"/>
       <w:lvlText w:val="%1."/>
       <w:lvlJc w:val="left"/>
@@ -827,7 +1572,7 @@
       </w:pPr>
     </w:lvl>
     <w:lvl w:ilvl="1">
-      <w:start w:val="2"/>
+      <w:start w:val="8"/>
       <w:numFmt w:val="decimal"/>
       <w:lvlText w:val="%2."/>
       <w:lvlJc w:val="left"/>
@@ -836,7 +1581,7 @@
       </w:pPr>
     </w:lvl>
     <w:lvl w:ilvl="2">
-      <w:start w:val="2"/>
+      <w:start w:val="8"/>
       <w:numFmt w:val="decimal"/>
       <w:lvlText w:val="%3."/>
       <w:lvlJc w:val="left"/>
@@ -845,7 +1590,7 @@
       </w:pPr>
     </w:lvl>
     <w:lvl w:ilvl="3">
-      <w:start w:val="2"/>
+      <w:start w:val="8"/>
       <w:numFmt w:val="decimal"/>
       <w:lvlText w:val="%4."/>
       <w:lvlJc w:val="left"/>
@@ -854,7 +1599,7 @@
       </w:pPr>
     </w:lvl>
     <w:lvl w:ilvl="4">
-      <w:start w:val="2"/>
+      <w:start w:val="8"/>
       <w:numFmt w:val="decimal"/>
       <w:lvlText w:val="%5."/>
       <w:lvlJc w:val="left"/>
@@ -863,7 +1608,7 @@
       </w:pPr>
     </w:lvl>
     <w:lvl w:ilvl="5">
-      <w:start w:val="2"/>
+      <w:start w:val="8"/>
       <w:numFmt w:val="decimal"/>
       <w:lvlText w:val="%6."/>
       <w:lvlJc w:val="left"/>
@@ -872,7 +1617,7 @@
       </w:pPr>
     </w:lvl>
     <w:lvl w:ilvl="6">
-      <w:start w:val="2"/>
+      <w:start w:val="8"/>
       <w:numFmt w:val="decimal"/>
       <w:lvlText w:val="%7."/>
       <w:lvlJc w:val="left"/>
@@ -881,7 +1626,7 @@
       </w:pPr>
     </w:lvl>
     <w:lvl w:ilvl="7">
-      <w:start w:val="2"/>
+      <w:start w:val="8"/>
       <w:numFmt w:val="decimal"/>
       <w:lvlText w:val="%8."/>
       <w:lvlJc w:val="left"/>
@@ -890,177 +1635,7 @@
       </w:pPr>
     </w:lvl>
     <w:lvl w:ilvl="8">
-      <w:start w:val="2"/>
-      <w:numFmt w:val="decimal"/>
-      <w:lvlText w:val="%9."/>
-      <w:lvlJc w:val="left"/>
-      <w:pPr>
-        <w:ind w:left="6480" w:hanging="480"/>
-      </w:pPr>
-    </w:lvl>
-  </w:abstractNum>
-  <w:abstractNum w:abstractNumId="99413">
-    <w:nsid w:val="00A99413"/>
-    <w:multiLevelType w:val="multilevel"/>
-    <w:lvl w:ilvl="0">
-      <w:start w:val="3"/>
-      <w:numFmt w:val="decimal"/>
-      <w:lvlText w:val="%1."/>
-      <w:lvlJc w:val="left"/>
-      <w:pPr>
-        <w:ind w:left="720" w:hanging="480"/>
-      </w:pPr>
-    </w:lvl>
-    <w:lvl w:ilvl="1">
-      <w:start w:val="3"/>
-      <w:numFmt w:val="decimal"/>
-      <w:lvlText w:val="%2."/>
-      <w:lvlJc w:val="left"/>
-      <w:pPr>
-        <w:ind w:left="1440" w:hanging="480"/>
-      </w:pPr>
-    </w:lvl>
-    <w:lvl w:ilvl="2">
-      <w:start w:val="3"/>
-      <w:numFmt w:val="decimal"/>
-      <w:lvlText w:val="%3."/>
-      <w:lvlJc w:val="left"/>
-      <w:pPr>
-        <w:ind w:left="2160" w:hanging="480"/>
-      </w:pPr>
-    </w:lvl>
-    <w:lvl w:ilvl="3">
-      <w:start w:val="3"/>
-      <w:numFmt w:val="decimal"/>
-      <w:lvlText w:val="%4."/>
-      <w:lvlJc w:val="left"/>
-      <w:pPr>
-        <w:ind w:left="2880" w:hanging="480"/>
-      </w:pPr>
-    </w:lvl>
-    <w:lvl w:ilvl="4">
-      <w:start w:val="3"/>
-      <w:numFmt w:val="decimal"/>
-      <w:lvlText w:val="%5."/>
-      <w:lvlJc w:val="left"/>
-      <w:pPr>
-        <w:ind w:left="3600" w:hanging="480"/>
-      </w:pPr>
-    </w:lvl>
-    <w:lvl w:ilvl="5">
-      <w:start w:val="3"/>
-      <w:numFmt w:val="decimal"/>
-      <w:lvlText w:val="%6."/>
-      <w:lvlJc w:val="left"/>
-      <w:pPr>
-        <w:ind w:left="4320" w:hanging="480"/>
-      </w:pPr>
-    </w:lvl>
-    <w:lvl w:ilvl="6">
-      <w:start w:val="3"/>
-      <w:numFmt w:val="decimal"/>
-      <w:lvlText w:val="%7."/>
-      <w:lvlJc w:val="left"/>
-      <w:pPr>
-        <w:ind w:left="5040" w:hanging="480"/>
-      </w:pPr>
-    </w:lvl>
-    <w:lvl w:ilvl="7">
-      <w:start w:val="3"/>
-      <w:numFmt w:val="decimal"/>
-      <w:lvlText w:val="%8."/>
-      <w:lvlJc w:val="left"/>
-      <w:pPr>
-        <w:ind w:left="5760" w:hanging="480"/>
-      </w:pPr>
-    </w:lvl>
-    <w:lvl w:ilvl="8">
-      <w:start w:val="3"/>
-      <w:numFmt w:val="decimal"/>
-      <w:lvlText w:val="%9."/>
-      <w:lvlJc w:val="left"/>
-      <w:pPr>
-        <w:ind w:left="6480" w:hanging="480"/>
-      </w:pPr>
-    </w:lvl>
-  </w:abstractNum>
-  <w:abstractNum w:abstractNumId="99414">
-    <w:nsid w:val="00A99414"/>
-    <w:multiLevelType w:val="multilevel"/>
-    <w:lvl w:ilvl="0">
-      <w:start w:val="4"/>
-      <w:numFmt w:val="decimal"/>
-      <w:lvlText w:val="%1."/>
-      <w:lvlJc w:val="left"/>
-      <w:pPr>
-        <w:ind w:left="720" w:hanging="480"/>
-      </w:pPr>
-    </w:lvl>
-    <w:lvl w:ilvl="1">
-      <w:start w:val="4"/>
-      <w:numFmt w:val="decimal"/>
-      <w:lvlText w:val="%2."/>
-      <w:lvlJc w:val="left"/>
-      <w:pPr>
-        <w:ind w:left="1440" w:hanging="480"/>
-      </w:pPr>
-    </w:lvl>
-    <w:lvl w:ilvl="2">
-      <w:start w:val="4"/>
-      <w:numFmt w:val="decimal"/>
-      <w:lvlText w:val="%3."/>
-      <w:lvlJc w:val="left"/>
-      <w:pPr>
-        <w:ind w:left="2160" w:hanging="480"/>
-      </w:pPr>
-    </w:lvl>
-    <w:lvl w:ilvl="3">
-      <w:start w:val="4"/>
-      <w:numFmt w:val="decimal"/>
-      <w:lvlText w:val="%4."/>
-      <w:lvlJc w:val="left"/>
-      <w:pPr>
-        <w:ind w:left="2880" w:hanging="480"/>
-      </w:pPr>
-    </w:lvl>
-    <w:lvl w:ilvl="4">
-      <w:start w:val="4"/>
-      <w:numFmt w:val="decimal"/>
-      <w:lvlText w:val="%5."/>
-      <w:lvlJc w:val="left"/>
-      <w:pPr>
-        <w:ind w:left="3600" w:hanging="480"/>
-      </w:pPr>
-    </w:lvl>
-    <w:lvl w:ilvl="5">
-      <w:start w:val="4"/>
-      <w:numFmt w:val="decimal"/>
-      <w:lvlText w:val="%6."/>
-      <w:lvlJc w:val="left"/>
-      <w:pPr>
-        <w:ind w:left="4320" w:hanging="480"/>
-      </w:pPr>
-    </w:lvl>
-    <w:lvl w:ilvl="6">
-      <w:start w:val="4"/>
-      <w:numFmt w:val="decimal"/>
-      <w:lvlText w:val="%7."/>
-      <w:lvlJc w:val="left"/>
-      <w:pPr>
-        <w:ind w:left="5040" w:hanging="480"/>
-      </w:pPr>
-    </w:lvl>
-    <w:lvl w:ilvl="7">
-      <w:start w:val="4"/>
-      <w:numFmt w:val="decimal"/>
-      <w:lvlText w:val="%8."/>
-      <w:lvlJc w:val="left"/>
-      <w:pPr>
-        <w:ind w:left="5760" w:hanging="480"/>
-      </w:pPr>
-    </w:lvl>
-    <w:lvl w:ilvl="8">
-      <w:start w:val="4"/>
+      <w:start w:val="8"/>
       <w:numFmt w:val="decimal"/>
       <w:lvlText w:val="%9."/>
       <w:lvlJc w:val="left"/>
@@ -1133,96 +1708,126 @@
     </w:lvlOverride>
   </w:num>
   <w:num w:numId="1003">
-    <w:abstractNumId w:val="99412"/>
+    <w:abstractNumId w:val="99418"/>
     <w:lvlOverride w:ilvl="0">
-      <w:startOverride w:val="2"/>
+      <w:startOverride w:val="8"/>
     </w:lvlOverride>
     <w:lvlOverride w:ilvl="1">
-      <w:startOverride w:val="2"/>
+      <w:startOverride w:val="8"/>
     </w:lvlOverride>
     <w:lvlOverride w:ilvl="2">
-      <w:startOverride w:val="2"/>
+      <w:startOverride w:val="8"/>
     </w:lvlOverride>
     <w:lvlOverride w:ilvl="3">
-      <w:startOverride w:val="2"/>
+      <w:startOverride w:val="8"/>
     </w:lvlOverride>
     <w:lvlOverride w:ilvl="4">
-      <w:startOverride w:val="2"/>
+      <w:startOverride w:val="8"/>
     </w:lvlOverride>
     <w:lvlOverride w:ilvl="5">
-      <w:startOverride w:val="2"/>
+      <w:startOverride w:val="8"/>
     </w:lvlOverride>
     <w:lvlOverride w:ilvl="6">
-      <w:startOverride w:val="2"/>
+      <w:startOverride w:val="8"/>
     </w:lvlOverride>
     <w:lvlOverride w:ilvl="7">
-      <w:startOverride w:val="2"/>
+      <w:startOverride w:val="8"/>
     </w:lvlOverride>
     <w:lvlOverride w:ilvl="8">
-      <w:startOverride w:val="2"/>
+      <w:startOverride w:val="8"/>
     </w:lvlOverride>
   </w:num>
   <w:num w:numId="1004">
-    <w:abstractNumId w:val="99413"/>
+    <w:abstractNumId w:val="99411"/>
     <w:lvlOverride w:ilvl="0">
-      <w:startOverride w:val="3"/>
+      <w:startOverride w:val="1"/>
     </w:lvlOverride>
     <w:lvlOverride w:ilvl="1">
-      <w:startOverride w:val="3"/>
+      <w:startOverride w:val="1"/>
     </w:lvlOverride>
     <w:lvlOverride w:ilvl="2">
-      <w:startOverride w:val="3"/>
+      <w:startOverride w:val="1"/>
     </w:lvlOverride>
     <w:lvlOverride w:ilvl="3">
-      <w:startOverride w:val="3"/>
+      <w:startOverride w:val="1"/>
     </w:lvlOverride>
     <w:lvlOverride w:ilvl="4">
-      <w:startOverride w:val="3"/>
+      <w:startOverride w:val="1"/>
     </w:lvlOverride>
     <w:lvlOverride w:ilvl="5">
-      <w:startOverride w:val="3"/>
+      <w:startOverride w:val="1"/>
     </w:lvlOverride>
     <w:lvlOverride w:ilvl="6">
-      <w:startOverride w:val="3"/>
+      <w:startOverride w:val="1"/>
     </w:lvlOverride>
     <w:lvlOverride w:ilvl="7">
-      <w:startOverride w:val="3"/>
+      <w:startOverride w:val="1"/>
     </w:lvlOverride>
     <w:lvlOverride w:ilvl="8">
-      <w:startOverride w:val="3"/>
+      <w:startOverride w:val="1"/>
     </w:lvlOverride>
   </w:num>
   <w:num w:numId="1005">
-    <w:abstractNumId w:val="99414"/>
+    <w:abstractNumId w:val="99411"/>
     <w:lvlOverride w:ilvl="0">
-      <w:startOverride w:val="4"/>
+      <w:startOverride w:val="1"/>
     </w:lvlOverride>
     <w:lvlOverride w:ilvl="1">
-      <w:startOverride w:val="4"/>
+      <w:startOverride w:val="1"/>
     </w:lvlOverride>
     <w:lvlOverride w:ilvl="2">
-      <w:startOverride w:val="4"/>
+      <w:startOverride w:val="1"/>
     </w:lvlOverride>
     <w:lvlOverride w:ilvl="3">
-      <w:startOverride w:val="4"/>
+      <w:startOverride w:val="1"/>
     </w:lvlOverride>
     <w:lvlOverride w:ilvl="4">
-      <w:startOverride w:val="4"/>
+      <w:startOverride w:val="1"/>
     </w:lvlOverride>
     <w:lvlOverride w:ilvl="5">
-      <w:startOverride w:val="4"/>
+      <w:startOverride w:val="1"/>
     </w:lvlOverride>
     <w:lvlOverride w:ilvl="6">
-      <w:startOverride w:val="4"/>
+      <w:startOverride w:val="1"/>
     </w:lvlOverride>
     <w:lvlOverride w:ilvl="7">
-      <w:startOverride w:val="4"/>
+      <w:startOverride w:val="1"/>
     </w:lvlOverride>
     <w:lvlOverride w:ilvl="8">
-      <w:startOverride w:val="4"/>
+      <w:startOverride w:val="1"/>
     </w:lvlOverride>
   </w:num>
   <w:num w:numId="1006">
+    <w:abstractNumId w:val="99411"/>
+    <w:lvlOverride w:ilvl="0">
+      <w:startOverride w:val="1"/>
+    </w:lvlOverride>
+    <w:lvlOverride w:ilvl="1">
+      <w:startOverride w:val="1"/>
+    </w:lvlOverride>
+    <w:lvlOverride w:ilvl="2">
+      <w:startOverride w:val="1"/>
+    </w:lvlOverride>
+    <w:lvlOverride w:ilvl="3">
+      <w:startOverride w:val="1"/>
+    </w:lvlOverride>
+    <w:lvlOverride w:ilvl="4">
+      <w:startOverride w:val="1"/>
+    </w:lvlOverride>
+    <w:lvlOverride w:ilvl="5">
+      <w:startOverride w:val="1"/>
+    </w:lvlOverride>
+    <w:lvlOverride w:ilvl="6">
+      <w:startOverride w:val="1"/>
+    </w:lvlOverride>
+    <w:lvlOverride w:ilvl="7">
+      <w:startOverride w:val="1"/>
+    </w:lvlOverride>
+    <w:lvlOverride w:ilvl="8">
+      <w:startOverride w:val="1"/>
+    </w:lvlOverride>
+  </w:num>
+  <w:num w:numId="1007">
     <w:abstractNumId w:val="99411"/>
     <w:lvlOverride w:ilvl="0">
       <w:startOverride w:val="1"/>
